--- a/output/resume.docx
+++ b/output/resume.docx
@@ -33,7 +33,7 @@
         </w:rPr>
         <w:t xml:space="preserve">Raleigh, NC  |  </w:t>
       </w:r>
-      <w:hyperlink w:history="1" r:id="rIdrm3lls24-orewjjwy-hc0">
+      <w:hyperlink w:history="1" r:id="rIdpqyw9hmbkp-wtcx9me_mx">
         <w:r>
           <w:rPr>
             <w:rFonts w:ascii="Calibri" w:cs="Calibri" w:eastAsia="Calibri" w:hAnsi="Calibri"/>
@@ -54,7 +54,7 @@
         </w:rPr>
         <w:t xml:space="preserve">  |  </w:t>
       </w:r>
-      <w:hyperlink w:history="1" r:id="rIdnjx2-co7hm89ju9fbujk8">
+      <w:hyperlink w:history="1" r:id="rId3bivjqepxisrkx5jab8il">
         <w:r>
           <w:rPr>
             <w:rFonts w:ascii="Calibri" w:cs="Calibri" w:eastAsia="Calibri" w:hAnsi="Calibri"/>
@@ -75,7 +75,7 @@
         </w:rPr>
         <w:t xml:space="preserve">  |  </w:t>
       </w:r>
-      <w:hyperlink w:history="1" r:id="rIdpprpwwdzsdjcysiigir32">
+      <w:hyperlink w:history="1" r:id="rIdempjxdajhszu6wmlmwwgr">
         <w:r>
           <w:rPr>
             <w:rFonts w:ascii="Calibri" w:cs="Calibri" w:eastAsia="Calibri" w:hAnsi="Calibri"/>
@@ -312,7 +312,7 @@
         </w:rPr>
         <w:t xml:space="preserve"> · </w:t>
       </w:r>
-      <w:hyperlink w:history="1" r:id="rIdp9jxrqsqwkngwbdwunrlb">
+      <w:hyperlink w:history="1" r:id="rIdk_bc0ncuth9-8orhrxd6s">
         <w:r>
           <w:rPr>
             <w:rFonts w:ascii="Calibri" w:cs="Calibri" w:eastAsia="Calibri" w:hAnsi="Calibri"/>
@@ -447,7 +447,7 @@
         </w:rPr>
         <w:t xml:space="preserve"> · </w:t>
       </w:r>
-      <w:hyperlink w:history="1" r:id="rIdytjvcpqflqa0ng9uxjad4">
+      <w:hyperlink w:history="1" r:id="rIdltv-imjlfm0yeewgkpnzi">
         <w:r>
           <w:rPr>
             <w:rFonts w:ascii="Calibri" w:cs="Calibri" w:eastAsia="Calibri" w:hAnsi="Calibri"/>
@@ -582,7 +582,7 @@
         </w:rPr>
         <w:t xml:space="preserve"> · </w:t>
       </w:r>
-      <w:hyperlink w:history="1" r:id="rIdkoatwmcr6j0reuc0qs98y">
+      <w:hyperlink w:history="1" r:id="rIdzglwo08g9iku6a9bnyxmc">
         <w:r>
           <w:rPr>
             <w:rFonts w:ascii="Calibri" w:cs="Calibri" w:eastAsia="Calibri" w:hAnsi="Calibri"/>
@@ -721,7 +721,7 @@
         </w:rPr>
         <w:t xml:space="preserve">Advisor: </w:t>
       </w:r>
-      <w:hyperlink w:history="1" r:id="rIdnpexddkajw3ydfcbbnjrf">
+      <w:hyperlink w:history="1" r:id="rIdm6fxxgqdze03d9qskcyzj">
         <w:r>
           <w:rPr>
             <w:rFonts w:ascii="Calibri" w:cs="Calibri" w:eastAsia="Calibri" w:hAnsi="Calibri"/>
@@ -906,7 +906,7 @@
       <w:pPr>
         <w:spacing w:after="40" w:before="0"/>
       </w:pPr>
-      <w:hyperlink w:history="1" r:id="rId9pyv5l9adf2x_d_0k5efw">
+      <w:hyperlink w:history="1" r:id="rIdmcw9a__cxvrks27chzvko">
         <w:r>
           <w:rPr>
             <w:rFonts w:ascii="Calibri" w:cs="Calibri" w:eastAsia="Calibri" w:hAnsi="Calibri"/>
@@ -950,7 +950,7 @@
       <w:pPr>
         <w:spacing w:after="40" w:before="0"/>
       </w:pPr>
-      <w:hyperlink w:history="1" r:id="rIdiuc0zrdbivfq-8qbaefr-">
+      <w:hyperlink w:history="1" r:id="rId_djtwfxjs14ree827ohlo">
         <w:r>
           <w:rPr>
             <w:rFonts w:ascii="Calibri" w:cs="Calibri" w:eastAsia="Calibri" w:hAnsi="Calibri"/>
@@ -994,7 +994,7 @@
       <w:pPr>
         <w:spacing w:after="40" w:before="0"/>
       </w:pPr>
-      <w:hyperlink w:history="1" r:id="rIdwdwx3sr0ncfs7sevkgkon">
+      <w:hyperlink w:history="1" r:id="rIdw85f7pvsii6ofhkv_brdc">
         <w:r>
           <w:rPr>
             <w:rFonts w:ascii="Calibri" w:cs="Calibri" w:eastAsia="Calibri" w:hAnsi="Calibri"/>
@@ -1038,7 +1038,7 @@
       <w:pPr>
         <w:spacing w:after="40" w:before="0"/>
       </w:pPr>
-      <w:hyperlink w:history="1" r:id="rId3itvt0fqmpmzguy7m0ozh">
+      <w:hyperlink w:history="1" r:id="rIdgosjierebiurxm5hivjnu">
         <w:r>
           <w:rPr>
             <w:rFonts w:ascii="Calibri" w:cs="Calibri" w:eastAsia="Calibri" w:hAnsi="Calibri"/>
@@ -1082,7 +1082,7 @@
       <w:pPr>
         <w:spacing w:after="40" w:before="0"/>
       </w:pPr>
-      <w:hyperlink w:history="1" r:id="rId5u2hfd5tjufwhf39puuqh">
+      <w:hyperlink w:history="1" r:id="rIdl_tyhozcqr3oqneomuvbf">
         <w:r>
           <w:rPr>
             <w:rFonts w:ascii="Calibri" w:cs="Calibri" w:eastAsia="Calibri" w:hAnsi="Calibri"/>
@@ -1126,7 +1126,7 @@
       <w:pPr>
         <w:spacing w:after="40" w:before="0"/>
       </w:pPr>
-      <w:hyperlink w:history="1" r:id="rIdkpc0jgl7esr9xntu8kkcg">
+      <w:hyperlink w:history="1" r:id="rIdulrq7qu9_3dh3em10f7vs">
         <w:r>
           <w:rPr>
             <w:rFonts w:ascii="Calibri" w:cs="Calibri" w:eastAsia="Calibri" w:hAnsi="Calibri"/>
@@ -1170,7 +1170,7 @@
       <w:pPr>
         <w:spacing w:after="40" w:before="0"/>
       </w:pPr>
-      <w:hyperlink w:history="1" r:id="rIdti8jupfoqu-i3sotlwtp2">
+      <w:hyperlink w:history="1" r:id="rIdd89-1hhbni5lvhyszcgpk">
         <w:r>
           <w:rPr>
             <w:rFonts w:ascii="Calibri" w:cs="Calibri" w:eastAsia="Calibri" w:hAnsi="Calibri"/>
@@ -1214,7 +1214,7 @@
       <w:pPr>
         <w:spacing w:after="40" w:before="0"/>
       </w:pPr>
-      <w:hyperlink w:history="1" r:id="rIdczcebpdmy50lvca5blfaj">
+      <w:hyperlink w:history="1" r:id="rId4mk93rawuco9obj2to35o">
         <w:r>
           <w:rPr>
             <w:rFonts w:ascii="Calibri" w:cs="Calibri" w:eastAsia="Calibri" w:hAnsi="Calibri"/>
@@ -1271,7 +1271,7 @@
         </w:rPr>
         <w:t xml:space="preserve">Methods And Apparatus For Capturing Puddlegram In Smartphone Camera  |  </w:t>
       </w:r>
-      <w:hyperlink w:history="1" r:id="rIdnpvdjxmpdmjc86-w0yuo0">
+      <w:hyperlink w:history="1" r:id="rIdtanfhw09xjqrdlzwtl3k8">
         <w:r>
           <w:rPr>
             <w:rFonts w:ascii="Calibri" w:cs="Calibri" w:eastAsia="Calibri" w:hAnsi="Calibri"/>
@@ -1324,7 +1324,7 @@
         </w:rPr>
         <w:t xml:space="preserve">3rd Place - </w:t>
       </w:r>
-      <w:hyperlink w:history="1" r:id="rId6pdswiuhjks6xtkmyafwd">
+      <w:hyperlink w:history="1" r:id="rIdod-wlhkwij8yetxdedryq">
         <w:r>
           <w:rPr>
             <w:rFonts w:ascii="Calibri" w:cs="Calibri" w:eastAsia="Calibri" w:hAnsi="Calibri"/>
